--- a/Computer Architecture/CPU.docx
+++ b/Computer Architecture/CPU.docx
@@ -167,7 +167,7 @@
                   </pic:nvPicPr>
                   <pic:blipFill>
                     <a:blip r:embed="rId2"/>
-                    <a:srcRect l="0" t="39940" r="9361" b="11221"/>
+                    <a:srcRect l="0" t="39930" r="9361" b="11221"/>
                     <a:stretch>
                       <a:fillRect/>
                     </a:stretch>
@@ -840,10 +840,10 @@
       </w:tblPr>
       <w:tblGrid>
         <w:gridCol w:w="1244"/>
+        <w:gridCol w:w="1245"/>
         <w:gridCol w:w="1247"/>
         <w:gridCol w:w="1245"/>
         <w:gridCol w:w="1247"/>
-        <w:gridCol w:w="1245"/>
         <w:gridCol w:w="1595"/>
         <w:gridCol w:w="2148"/>
       </w:tblGrid>
@@ -877,6 +877,32 @@
         </w:tc>
         <w:tc>
           <w:tcPr>
+            <w:tcW w:w="1245" w:type="dxa"/>
+            <w:tcBorders>
+              <w:top w:val="single" w:sz="4" w:space="0" w:color="000000"/>
+              <w:left w:val="single" w:sz="4" w:space="0" w:color="000000"/>
+              <w:bottom w:val="single" w:sz="4" w:space="0" w:color="000000"/>
+            </w:tcBorders>
+          </w:tcPr>
+          <w:p>
+            <w:pPr>
+              <w:pStyle w:val="TableContents"/>
+              <w:widowControl w:val="false"/>
+              <w:rPr>
+                <w:sz w:val="20"/>
+                <w:szCs w:val="24"/>
+              </w:rPr>
+            </w:pPr>
+            <w:r>
+              <w:rPr>
+                <w:sz w:val="20"/>
+                <w:szCs w:val="24"/>
+              </w:rPr>
+            </w:r>
+          </w:p>
+        </w:tc>
+        <w:tc>
+          <w:tcPr>
             <w:tcW w:w="1247" w:type="dxa"/>
             <w:tcBorders>
               <w:top w:val="single" w:sz="4" w:space="0" w:color="000000"/>
@@ -930,32 +956,6 @@
         <w:tc>
           <w:tcPr>
             <w:tcW w:w="1247" w:type="dxa"/>
-            <w:tcBorders>
-              <w:top w:val="single" w:sz="4" w:space="0" w:color="000000"/>
-              <w:left w:val="single" w:sz="4" w:space="0" w:color="000000"/>
-              <w:bottom w:val="single" w:sz="4" w:space="0" w:color="000000"/>
-            </w:tcBorders>
-          </w:tcPr>
-          <w:p>
-            <w:pPr>
-              <w:pStyle w:val="TableContents"/>
-              <w:widowControl w:val="false"/>
-              <w:rPr>
-                <w:sz w:val="20"/>
-                <w:szCs w:val="24"/>
-              </w:rPr>
-            </w:pPr>
-            <w:r>
-              <w:rPr>
-                <w:sz w:val="20"/>
-                <w:szCs w:val="24"/>
-              </w:rPr>
-            </w:r>
-          </w:p>
-        </w:tc>
-        <w:tc>
-          <w:tcPr>
-            <w:tcW w:w="1245" w:type="dxa"/>
             <w:tcBorders>
               <w:top w:val="single" w:sz="4" w:space="0" w:color="000000"/>
               <w:left w:val="single" w:sz="4" w:space="0" w:color="000000"/>
@@ -1063,6 +1063,32 @@
         </w:tc>
         <w:tc>
           <w:tcPr>
+            <w:tcW w:w="1245" w:type="dxa"/>
+            <w:tcBorders>
+              <w:left w:val="single" w:sz="4" w:space="0" w:color="000000"/>
+              <w:bottom w:val="single" w:sz="4" w:space="0" w:color="000000"/>
+            </w:tcBorders>
+          </w:tcPr>
+          <w:p>
+            <w:pPr>
+              <w:pStyle w:val="TableContents"/>
+              <w:widowControl w:val="false"/>
+              <w:rPr>
+                <w:sz w:val="20"/>
+                <w:szCs w:val="24"/>
+              </w:rPr>
+            </w:pPr>
+            <w:r>
+              <w:rPr>
+                <w:sz w:val="20"/>
+                <w:szCs w:val="24"/>
+              </w:rPr>
+              <w:t>B</w:t>
+            </w:r>
+          </w:p>
+        </w:tc>
+        <w:tc>
+          <w:tcPr>
             <w:tcW w:w="1247" w:type="dxa"/>
             <w:tcBorders>
               <w:left w:val="single" w:sz="4" w:space="0" w:color="000000"/>
@@ -1083,7 +1109,6 @@
                 <w:sz w:val="20"/>
                 <w:szCs w:val="24"/>
               </w:rPr>
-              <w:t>B</w:t>
             </w:r>
           </w:p>
         </w:tc>
@@ -1109,38 +1134,13 @@
                 <w:sz w:val="20"/>
                 <w:szCs w:val="24"/>
               </w:rPr>
+              <w:t>C</w:t>
             </w:r>
           </w:p>
         </w:tc>
         <w:tc>
           <w:tcPr>
             <w:tcW w:w="1247" w:type="dxa"/>
-            <w:tcBorders>
-              <w:left w:val="single" w:sz="4" w:space="0" w:color="000000"/>
-              <w:bottom w:val="single" w:sz="4" w:space="0" w:color="000000"/>
-            </w:tcBorders>
-          </w:tcPr>
-          <w:p>
-            <w:pPr>
-              <w:pStyle w:val="TableContents"/>
-              <w:widowControl w:val="false"/>
-              <w:rPr>
-                <w:sz w:val="20"/>
-                <w:szCs w:val="24"/>
-              </w:rPr>
-            </w:pPr>
-            <w:r>
-              <w:rPr>
-                <w:sz w:val="20"/>
-                <w:szCs w:val="24"/>
-              </w:rPr>
-              <w:t>C</w:t>
-            </w:r>
-          </w:p>
-        </w:tc>
-        <w:tc>
-          <w:tcPr>
-            <w:tcW w:w="1245" w:type="dxa"/>
             <w:tcBorders>
               <w:left w:val="single" w:sz="4" w:space="0" w:color="000000"/>
               <w:bottom w:val="single" w:sz="4" w:space="0" w:color="000000"/>
@@ -1247,6 +1247,32 @@
         </w:tc>
         <w:tc>
           <w:tcPr>
+            <w:tcW w:w="1245" w:type="dxa"/>
+            <w:tcBorders>
+              <w:left w:val="single" w:sz="4" w:space="0" w:color="000000"/>
+              <w:bottom w:val="single" w:sz="4" w:space="0" w:color="000000"/>
+            </w:tcBorders>
+          </w:tcPr>
+          <w:p>
+            <w:pPr>
+              <w:pStyle w:val="TableContents"/>
+              <w:widowControl w:val="false"/>
+              <w:rPr>
+                <w:sz w:val="20"/>
+                <w:szCs w:val="24"/>
+              </w:rPr>
+            </w:pPr>
+            <w:r>
+              <w:rPr>
+                <w:sz w:val="20"/>
+                <w:szCs w:val="24"/>
+              </w:rPr>
+              <w:t>A</w:t>
+            </w:r>
+          </w:p>
+        </w:tc>
+        <w:tc>
+          <w:tcPr>
             <w:tcW w:w="1247" w:type="dxa"/>
             <w:tcBorders>
               <w:left w:val="single" w:sz="4" w:space="0" w:color="000000"/>
@@ -1267,7 +1293,7 @@
                 <w:sz w:val="20"/>
                 <w:szCs w:val="24"/>
               </w:rPr>
-              <w:t>A</w:t>
+              <w:t>A*B</w:t>
             </w:r>
           </w:p>
         </w:tc>
@@ -1300,32 +1326,6 @@
         <w:tc>
           <w:tcPr>
             <w:tcW w:w="1247" w:type="dxa"/>
-            <w:tcBorders>
-              <w:left w:val="single" w:sz="4" w:space="0" w:color="000000"/>
-              <w:bottom w:val="single" w:sz="4" w:space="0" w:color="000000"/>
-            </w:tcBorders>
-          </w:tcPr>
-          <w:p>
-            <w:pPr>
-              <w:pStyle w:val="TableContents"/>
-              <w:widowControl w:val="false"/>
-              <w:rPr>
-                <w:sz w:val="20"/>
-                <w:szCs w:val="24"/>
-              </w:rPr>
-            </w:pPr>
-            <w:r>
-              <w:rPr>
-                <w:sz w:val="20"/>
-                <w:szCs w:val="24"/>
-              </w:rPr>
-              <w:t>A*B</w:t>
-            </w:r>
-          </w:p>
-        </w:tc>
-        <w:tc>
-          <w:tcPr>
-            <w:tcW w:w="1245" w:type="dxa"/>
             <w:tcBorders>
               <w:left w:val="single" w:sz="4" w:space="0" w:color="000000"/>
               <w:bottom w:val="single" w:sz="4" w:space="0" w:color="000000"/>
@@ -2082,8 +2082,6 @@
         <w:rPr>
           <w:b/>
           <w:bCs/>
-          <w:sz w:val="32"/>
-          <w:szCs w:val="24"/>
         </w:rPr>
       </w:pPr>
       <w:r>
@@ -2093,6 +2091,2134 @@
           <w:sz w:val="32"/>
           <w:szCs w:val="24"/>
         </w:rPr>
+        <w:t>RISC vs CISC:</w:t>
+      </w:r>
+    </w:p>
+    <w:tbl>
+      <w:tblPr>
+        <w:tblW w:w="5000" w:type="pct"/>
+        <w:jc w:val="left"/>
+        <w:tblInd w:w="0" w:type="dxa"/>
+        <w:tblLayout w:type="fixed"/>
+        <w:tblCellMar>
+          <w:top w:w="0" w:type="dxa"/>
+          <w:left w:w="0" w:type="dxa"/>
+          <w:bottom w:w="0" w:type="dxa"/>
+          <w:right w:w="0" w:type="dxa"/>
+        </w:tblCellMar>
+      </w:tblPr>
+      <w:tblGrid>
+        <w:gridCol w:w="4985"/>
+        <w:gridCol w:w="4986"/>
+      </w:tblGrid>
+      <w:tr>
+        <w:trPr/>
+        <w:tc>
+          <w:tcPr>
+            <w:tcW w:w="4985" w:type="dxa"/>
+            <w:tcBorders>
+              <w:bottom w:val="single" w:sz="6" w:space="0" w:color="00599D"/>
+            </w:tcBorders>
+            <w:shd w:fill="00599D" w:val="clear"/>
+          </w:tcPr>
+          <w:p>
+            <w:pPr>
+              <w:pStyle w:val="TableContents"/>
+              <w:widowControl w:val="false"/>
+              <w:jc w:val="left"/>
+              <w:rPr>
+                <w:rFonts w:ascii="Liberation Sans" w:hAnsi="Liberation Sans"/>
+                <w:b/>
+                <w:bCs/>
+                <w:i w:val="false"/>
+                <w:i w:val="false"/>
+                <w:iCs w:val="false"/>
+                <w:strike w:val="false"/>
+                <w:dstrike w:val="false"/>
+                <w:outline w:val="false"/>
+                <w:shadow w:val="false"/>
+                <w:color w:val="FFFFFF"/>
+                <w:sz w:val="24"/>
+                <w:szCs w:val="24"/>
+                <w:u w:val="none"/>
+              </w:rPr>
+            </w:pPr>
+            <w:r>
+              <w:rPr>
+                <w:rFonts w:ascii="Liberation Sans" w:hAnsi="Liberation Sans"/>
+                <w:b/>
+                <w:bCs/>
+                <w:i w:val="false"/>
+                <w:iCs w:val="false"/>
+                <w:strike w:val="false"/>
+                <w:dstrike w:val="false"/>
+                <w:outline w:val="false"/>
+                <w:shadow w:val="false"/>
+                <w:color w:val="FFFFFF"/>
+                <w:sz w:val="24"/>
+                <w:szCs w:val="24"/>
+                <w:u w:val="none"/>
+              </w:rPr>
+              <w:t>Reduced Instruction Set Computer</w:t>
+            </w:r>
+          </w:p>
+        </w:tc>
+        <w:tc>
+          <w:tcPr>
+            <w:tcW w:w="4986" w:type="dxa"/>
+            <w:tcBorders>
+              <w:bottom w:val="single" w:sz="6" w:space="0" w:color="00599D"/>
+            </w:tcBorders>
+            <w:shd w:fill="00599D" w:val="clear"/>
+          </w:tcPr>
+          <w:p>
+            <w:pPr>
+              <w:pStyle w:val="TableContents"/>
+              <w:widowControl w:val="false"/>
+              <w:jc w:val="left"/>
+              <w:rPr>
+                <w:rFonts w:ascii="Liberation Sans" w:hAnsi="Liberation Sans"/>
+                <w:b/>
+                <w:bCs/>
+                <w:i w:val="false"/>
+                <w:i w:val="false"/>
+                <w:iCs w:val="false"/>
+                <w:strike w:val="false"/>
+                <w:dstrike w:val="false"/>
+                <w:outline w:val="false"/>
+                <w:shadow w:val="false"/>
+                <w:color w:val="FFFFFF"/>
+                <w:sz w:val="24"/>
+                <w:szCs w:val="24"/>
+                <w:u w:val="none"/>
+              </w:rPr>
+            </w:pPr>
+            <w:r>
+              <w:rPr>
+                <w:rFonts w:ascii="Liberation Sans" w:hAnsi="Liberation Sans"/>
+                <w:b/>
+                <w:bCs/>
+                <w:i w:val="false"/>
+                <w:iCs w:val="false"/>
+                <w:strike w:val="false"/>
+                <w:dstrike w:val="false"/>
+                <w:outline w:val="false"/>
+                <w:shadow w:val="false"/>
+                <w:color w:val="FFFFFF"/>
+                <w:sz w:val="24"/>
+                <w:szCs w:val="24"/>
+                <w:u w:val="none"/>
+              </w:rPr>
+              <w:t>Complex Instruction Set Computer</w:t>
+            </w:r>
+          </w:p>
+        </w:tc>
+      </w:tr>
+      <w:tr>
+        <w:trPr/>
+        <w:tc>
+          <w:tcPr>
+            <w:tcW w:w="4985" w:type="dxa"/>
+            <w:tcBorders>
+              <w:left w:val="single" w:sz="6" w:space="0" w:color="00599D"/>
+            </w:tcBorders>
+          </w:tcPr>
+          <w:p>
+            <w:pPr>
+              <w:pStyle w:val="TableContents"/>
+              <w:widowControl w:val="false"/>
+              <w:jc w:val="left"/>
+              <w:rPr>
+                <w:rFonts w:ascii="Liberation Sans" w:hAnsi="Liberation Sans"/>
+                <w:b w:val="false"/>
+                <w:bCs w:val="false"/>
+                <w:i w:val="false"/>
+                <w:i w:val="false"/>
+                <w:iCs w:val="false"/>
+                <w:strike w:val="false"/>
+                <w:dstrike w:val="false"/>
+                <w:outline w:val="false"/>
+                <w:shadow w:val="false"/>
+                <w:color w:val="000000"/>
+                <w:sz w:val="24"/>
+                <w:szCs w:val="24"/>
+                <w:u w:val="none"/>
+              </w:rPr>
+            </w:pPr>
+            <w:r>
+              <w:rPr>
+                <w:rFonts w:ascii="Liberation Sans" w:hAnsi="Liberation Sans"/>
+                <w:b w:val="false"/>
+                <w:bCs w:val="false"/>
+                <w:i w:val="false"/>
+                <w:iCs w:val="false"/>
+                <w:strike w:val="false"/>
+                <w:dstrike w:val="false"/>
+                <w:outline w:val="false"/>
+                <w:shadow w:val="false"/>
+                <w:color w:val="000000"/>
+                <w:sz w:val="24"/>
+                <w:szCs w:val="24"/>
+                <w:u w:val="none"/>
+              </w:rPr>
+              <w:t>Small number of instructions</w:t>
+            </w:r>
+          </w:p>
+        </w:tc>
+        <w:tc>
+          <w:tcPr>
+            <w:tcW w:w="4986" w:type="dxa"/>
+            <w:tcBorders>
+              <w:right w:val="single" w:sz="6" w:space="0" w:color="00599D"/>
+            </w:tcBorders>
+          </w:tcPr>
+          <w:p>
+            <w:pPr>
+              <w:pStyle w:val="TableContents"/>
+              <w:widowControl w:val="false"/>
+              <w:jc w:val="left"/>
+              <w:rPr>
+                <w:rFonts w:ascii="Liberation Sans" w:hAnsi="Liberation Sans"/>
+                <w:b w:val="false"/>
+                <w:bCs w:val="false"/>
+                <w:i w:val="false"/>
+                <w:i w:val="false"/>
+                <w:iCs w:val="false"/>
+                <w:strike w:val="false"/>
+                <w:dstrike w:val="false"/>
+                <w:outline w:val="false"/>
+                <w:shadow w:val="false"/>
+                <w:color w:val="000000"/>
+                <w:sz w:val="24"/>
+                <w:szCs w:val="24"/>
+                <w:u w:val="none"/>
+              </w:rPr>
+            </w:pPr>
+            <w:r>
+              <w:rPr>
+                <w:rFonts w:ascii="Liberation Sans" w:hAnsi="Liberation Sans"/>
+                <w:b w:val="false"/>
+                <w:bCs w:val="false"/>
+                <w:i w:val="false"/>
+                <w:iCs w:val="false"/>
+                <w:strike w:val="false"/>
+                <w:dstrike w:val="false"/>
+                <w:outline w:val="false"/>
+                <w:shadow w:val="false"/>
+                <w:color w:val="000000"/>
+                <w:sz w:val="24"/>
+                <w:szCs w:val="24"/>
+                <w:u w:val="none"/>
+              </w:rPr>
+              <w:t>Large number of instructions</w:t>
+            </w:r>
+          </w:p>
+        </w:tc>
+      </w:tr>
+      <w:tr>
+        <w:trPr/>
+        <w:tc>
+          <w:tcPr>
+            <w:tcW w:w="4985" w:type="dxa"/>
+            <w:tcBorders>
+              <w:left w:val="single" w:sz="6" w:space="0" w:color="00599D"/>
+            </w:tcBorders>
+            <w:shd w:fill="DDDDDD" w:val="clear"/>
+          </w:tcPr>
+          <w:p>
+            <w:pPr>
+              <w:pStyle w:val="TableContents"/>
+              <w:widowControl w:val="false"/>
+              <w:jc w:val="left"/>
+              <w:rPr>
+                <w:rFonts w:ascii="Liberation Sans" w:hAnsi="Liberation Sans"/>
+                <w:b w:val="false"/>
+                <w:bCs w:val="false"/>
+                <w:i w:val="false"/>
+                <w:i w:val="false"/>
+                <w:iCs w:val="false"/>
+                <w:strike w:val="false"/>
+                <w:dstrike w:val="false"/>
+                <w:outline w:val="false"/>
+                <w:shadow w:val="false"/>
+                <w:color w:val="000000"/>
+                <w:sz w:val="24"/>
+                <w:szCs w:val="24"/>
+                <w:u w:val="none"/>
+              </w:rPr>
+            </w:pPr>
+            <w:r>
+              <w:rPr>
+                <w:rFonts w:ascii="Liberation Sans" w:hAnsi="Liberation Sans"/>
+                <w:b w:val="false"/>
+                <w:bCs w:val="false"/>
+                <w:i w:val="false"/>
+                <w:iCs w:val="false"/>
+                <w:strike w:val="false"/>
+                <w:dstrike w:val="false"/>
+                <w:outline w:val="false"/>
+                <w:shadow w:val="false"/>
+                <w:color w:val="000000"/>
+                <w:sz w:val="24"/>
+                <w:szCs w:val="24"/>
+                <w:u w:val="none"/>
+              </w:rPr>
+              <w:t>Simple hardware</w:t>
+            </w:r>
+          </w:p>
+        </w:tc>
+        <w:tc>
+          <w:tcPr>
+            <w:tcW w:w="4986" w:type="dxa"/>
+            <w:tcBorders>
+              <w:right w:val="single" w:sz="6" w:space="0" w:color="00599D"/>
+            </w:tcBorders>
+            <w:shd w:fill="DDDDDD" w:val="clear"/>
+          </w:tcPr>
+          <w:p>
+            <w:pPr>
+              <w:pStyle w:val="TableContents"/>
+              <w:widowControl w:val="false"/>
+              <w:jc w:val="left"/>
+              <w:rPr>
+                <w:rFonts w:ascii="Liberation Sans" w:hAnsi="Liberation Sans"/>
+                <w:b w:val="false"/>
+                <w:bCs w:val="false"/>
+                <w:i w:val="false"/>
+                <w:i w:val="false"/>
+                <w:iCs w:val="false"/>
+                <w:strike w:val="false"/>
+                <w:dstrike w:val="false"/>
+                <w:outline w:val="false"/>
+                <w:shadow w:val="false"/>
+                <w:color w:val="000000"/>
+                <w:sz w:val="24"/>
+                <w:szCs w:val="24"/>
+                <w:u w:val="none"/>
+              </w:rPr>
+            </w:pPr>
+            <w:r>
+              <w:rPr>
+                <w:rFonts w:ascii="Liberation Sans" w:hAnsi="Liberation Sans"/>
+                <w:b w:val="false"/>
+                <w:bCs w:val="false"/>
+                <w:i w:val="false"/>
+                <w:iCs w:val="false"/>
+                <w:strike w:val="false"/>
+                <w:dstrike w:val="false"/>
+                <w:outline w:val="false"/>
+                <w:shadow w:val="false"/>
+                <w:color w:val="000000"/>
+                <w:sz w:val="24"/>
+                <w:szCs w:val="24"/>
+                <w:u w:val="none"/>
+              </w:rPr>
+              <w:t>Complex hardware</w:t>
+            </w:r>
+          </w:p>
+        </w:tc>
+      </w:tr>
+      <w:tr>
+        <w:trPr/>
+        <w:tc>
+          <w:tcPr>
+            <w:tcW w:w="4985" w:type="dxa"/>
+            <w:tcBorders>
+              <w:left w:val="single" w:sz="6" w:space="0" w:color="00599D"/>
+            </w:tcBorders>
+          </w:tcPr>
+          <w:p>
+            <w:pPr>
+              <w:pStyle w:val="TableContents"/>
+              <w:widowControl w:val="false"/>
+              <w:jc w:val="left"/>
+              <w:rPr>
+                <w:rFonts w:ascii="Liberation Sans" w:hAnsi="Liberation Sans"/>
+                <w:b w:val="false"/>
+                <w:bCs w:val="false"/>
+                <w:i w:val="false"/>
+                <w:i w:val="false"/>
+                <w:iCs w:val="false"/>
+                <w:strike w:val="false"/>
+                <w:dstrike w:val="false"/>
+                <w:outline w:val="false"/>
+                <w:shadow w:val="false"/>
+                <w:color w:val="000000"/>
+                <w:sz w:val="24"/>
+                <w:szCs w:val="24"/>
+                <w:u w:val="none"/>
+              </w:rPr>
+            </w:pPr>
+            <w:r>
+              <w:rPr>
+                <w:rFonts w:ascii="Liberation Sans" w:hAnsi="Liberation Sans"/>
+                <w:b w:val="false"/>
+                <w:bCs w:val="false"/>
+                <w:i w:val="false"/>
+                <w:iCs w:val="false"/>
+                <w:strike w:val="false"/>
+                <w:dstrike w:val="false"/>
+                <w:outline w:val="false"/>
+                <w:shadow w:val="false"/>
+                <w:color w:val="000000"/>
+                <w:sz w:val="24"/>
+                <w:szCs w:val="24"/>
+                <w:u w:val="none"/>
+              </w:rPr>
+              <w:t>Complex software/complier</w:t>
+            </w:r>
+          </w:p>
+        </w:tc>
+        <w:tc>
+          <w:tcPr>
+            <w:tcW w:w="4986" w:type="dxa"/>
+            <w:tcBorders>
+              <w:right w:val="single" w:sz="6" w:space="0" w:color="00599D"/>
+            </w:tcBorders>
+          </w:tcPr>
+          <w:p>
+            <w:pPr>
+              <w:pStyle w:val="TableContents"/>
+              <w:widowControl w:val="false"/>
+              <w:jc w:val="left"/>
+              <w:rPr>
+                <w:rFonts w:ascii="Liberation Sans" w:hAnsi="Liberation Sans"/>
+                <w:b w:val="false"/>
+                <w:bCs w:val="false"/>
+                <w:i w:val="false"/>
+                <w:i w:val="false"/>
+                <w:iCs w:val="false"/>
+                <w:strike w:val="false"/>
+                <w:dstrike w:val="false"/>
+                <w:outline w:val="false"/>
+                <w:shadow w:val="false"/>
+                <w:color w:val="000000"/>
+                <w:sz w:val="24"/>
+                <w:szCs w:val="24"/>
+                <w:u w:val="none"/>
+              </w:rPr>
+            </w:pPr>
+            <w:r>
+              <w:rPr>
+                <w:rFonts w:ascii="Liberation Sans" w:hAnsi="Liberation Sans"/>
+                <w:b w:val="false"/>
+                <w:bCs w:val="false"/>
+                <w:i w:val="false"/>
+                <w:iCs w:val="false"/>
+                <w:strike w:val="false"/>
+                <w:dstrike w:val="false"/>
+                <w:outline w:val="false"/>
+                <w:shadow w:val="false"/>
+                <w:color w:val="000000"/>
+                <w:sz w:val="24"/>
+                <w:szCs w:val="24"/>
+                <w:u w:val="none"/>
+              </w:rPr>
+              <w:t>Simple software/compiler</w:t>
+            </w:r>
+          </w:p>
+        </w:tc>
+      </w:tr>
+      <w:tr>
+        <w:trPr/>
+        <w:tc>
+          <w:tcPr>
+            <w:tcW w:w="4985" w:type="dxa"/>
+            <w:tcBorders>
+              <w:left w:val="single" w:sz="6" w:space="0" w:color="00599D"/>
+            </w:tcBorders>
+            <w:shd w:fill="DDDDDD" w:val="clear"/>
+          </w:tcPr>
+          <w:p>
+            <w:pPr>
+              <w:pStyle w:val="TableContents"/>
+              <w:widowControl w:val="false"/>
+              <w:jc w:val="left"/>
+              <w:rPr>
+                <w:rFonts w:ascii="Liberation Sans" w:hAnsi="Liberation Sans"/>
+                <w:b w:val="false"/>
+                <w:bCs w:val="false"/>
+                <w:i w:val="false"/>
+                <w:i w:val="false"/>
+                <w:iCs w:val="false"/>
+                <w:strike w:val="false"/>
+                <w:dstrike w:val="false"/>
+                <w:outline w:val="false"/>
+                <w:shadow w:val="false"/>
+                <w:color w:val="000000"/>
+                <w:sz w:val="24"/>
+                <w:szCs w:val="24"/>
+                <w:u w:val="none"/>
+              </w:rPr>
+            </w:pPr>
+            <w:r>
+              <w:rPr>
+                <w:rFonts w:ascii="Liberation Sans" w:hAnsi="Liberation Sans"/>
+                <w:b w:val="false"/>
+                <w:bCs w:val="false"/>
+                <w:i w:val="false"/>
+                <w:iCs w:val="false"/>
+                <w:strike w:val="false"/>
+                <w:dstrike w:val="false"/>
+                <w:outline w:val="false"/>
+                <w:shadow w:val="false"/>
+                <w:color w:val="000000"/>
+                <w:sz w:val="24"/>
+                <w:szCs w:val="24"/>
+                <w:u w:val="none"/>
+              </w:rPr>
+              <w:t>Large number of registers</w:t>
+            </w:r>
+          </w:p>
+        </w:tc>
+        <w:tc>
+          <w:tcPr>
+            <w:tcW w:w="4986" w:type="dxa"/>
+            <w:tcBorders>
+              <w:right w:val="single" w:sz="6" w:space="0" w:color="00599D"/>
+            </w:tcBorders>
+            <w:shd w:fill="DDDDDD" w:val="clear"/>
+          </w:tcPr>
+          <w:p>
+            <w:pPr>
+              <w:pStyle w:val="TableContents"/>
+              <w:widowControl w:val="false"/>
+              <w:jc w:val="left"/>
+              <w:rPr>
+                <w:rFonts w:ascii="Liberation Sans" w:hAnsi="Liberation Sans"/>
+                <w:b w:val="false"/>
+                <w:bCs w:val="false"/>
+                <w:i w:val="false"/>
+                <w:i w:val="false"/>
+                <w:iCs w:val="false"/>
+                <w:strike w:val="false"/>
+                <w:dstrike w:val="false"/>
+                <w:outline w:val="false"/>
+                <w:shadow w:val="false"/>
+                <w:color w:val="000000"/>
+                <w:sz w:val="24"/>
+                <w:szCs w:val="24"/>
+                <w:u w:val="none"/>
+              </w:rPr>
+            </w:pPr>
+            <w:r>
+              <w:rPr>
+                <w:rFonts w:ascii="Liberation Sans" w:hAnsi="Liberation Sans"/>
+                <w:b w:val="false"/>
+                <w:bCs w:val="false"/>
+                <w:i w:val="false"/>
+                <w:iCs w:val="false"/>
+                <w:strike w:val="false"/>
+                <w:dstrike w:val="false"/>
+                <w:outline w:val="false"/>
+                <w:shadow w:val="false"/>
+                <w:color w:val="000000"/>
+                <w:sz w:val="24"/>
+                <w:szCs w:val="24"/>
+                <w:u w:val="none"/>
+              </w:rPr>
+              <w:t>Less number of registers</w:t>
+            </w:r>
+          </w:p>
+        </w:tc>
+      </w:tr>
+      <w:tr>
+        <w:trPr/>
+        <w:tc>
+          <w:tcPr>
+            <w:tcW w:w="4985" w:type="dxa"/>
+            <w:tcBorders>
+              <w:left w:val="single" w:sz="6" w:space="0" w:color="00599D"/>
+            </w:tcBorders>
+          </w:tcPr>
+          <w:p>
+            <w:pPr>
+              <w:pStyle w:val="TableContents"/>
+              <w:widowControl w:val="false"/>
+              <w:jc w:val="left"/>
+              <w:rPr>
+                <w:rFonts w:ascii="Liberation Sans" w:hAnsi="Liberation Sans"/>
+                <w:b w:val="false"/>
+                <w:bCs w:val="false"/>
+                <w:i w:val="false"/>
+                <w:i w:val="false"/>
+                <w:iCs w:val="false"/>
+                <w:strike w:val="false"/>
+                <w:dstrike w:val="false"/>
+                <w:outline w:val="false"/>
+                <w:shadow w:val="false"/>
+                <w:color w:val="000000"/>
+                <w:sz w:val="24"/>
+                <w:szCs w:val="24"/>
+                <w:u w:val="none"/>
+              </w:rPr>
+            </w:pPr>
+            <w:r>
+              <w:rPr>
+                <w:rFonts w:ascii="Liberation Sans" w:hAnsi="Liberation Sans"/>
+                <w:b w:val="false"/>
+                <w:bCs w:val="false"/>
+                <w:i w:val="false"/>
+                <w:iCs w:val="false"/>
+                <w:strike w:val="false"/>
+                <w:dstrike w:val="false"/>
+                <w:outline w:val="false"/>
+                <w:shadow w:val="false"/>
+                <w:color w:val="000000"/>
+                <w:sz w:val="24"/>
+                <w:szCs w:val="24"/>
+                <w:u w:val="none"/>
+              </w:rPr>
+              <w:t>Less addressing mode</w:t>
+            </w:r>
+          </w:p>
+        </w:tc>
+        <w:tc>
+          <w:tcPr>
+            <w:tcW w:w="4986" w:type="dxa"/>
+            <w:tcBorders>
+              <w:right w:val="single" w:sz="6" w:space="0" w:color="00599D"/>
+            </w:tcBorders>
+          </w:tcPr>
+          <w:p>
+            <w:pPr>
+              <w:pStyle w:val="TableContents"/>
+              <w:widowControl w:val="false"/>
+              <w:jc w:val="left"/>
+              <w:rPr>
+                <w:rFonts w:ascii="Liberation Sans" w:hAnsi="Liberation Sans"/>
+                <w:b w:val="false"/>
+                <w:bCs w:val="false"/>
+                <w:i w:val="false"/>
+                <w:i w:val="false"/>
+                <w:iCs w:val="false"/>
+                <w:strike w:val="false"/>
+                <w:dstrike w:val="false"/>
+                <w:outline w:val="false"/>
+                <w:shadow w:val="false"/>
+                <w:color w:val="000000"/>
+                <w:sz w:val="24"/>
+                <w:szCs w:val="24"/>
+                <w:u w:val="none"/>
+              </w:rPr>
+            </w:pPr>
+            <w:r>
+              <w:rPr>
+                <w:rFonts w:ascii="Liberation Sans" w:hAnsi="Liberation Sans"/>
+                <w:b w:val="false"/>
+                <w:bCs w:val="false"/>
+                <w:i w:val="false"/>
+                <w:iCs w:val="false"/>
+                <w:strike w:val="false"/>
+                <w:dstrike w:val="false"/>
+                <w:outline w:val="false"/>
+                <w:shadow w:val="false"/>
+                <w:color w:val="000000"/>
+                <w:sz w:val="24"/>
+                <w:szCs w:val="24"/>
+                <w:u w:val="none"/>
+              </w:rPr>
+              <w:t>Large number of addressing mode</w:t>
+            </w:r>
+          </w:p>
+        </w:tc>
+      </w:tr>
+      <w:tr>
+        <w:trPr/>
+        <w:tc>
+          <w:tcPr>
+            <w:tcW w:w="4985" w:type="dxa"/>
+            <w:tcBorders>
+              <w:left w:val="single" w:sz="6" w:space="0" w:color="00599D"/>
+            </w:tcBorders>
+            <w:shd w:fill="DDDDDD" w:val="clear"/>
+          </w:tcPr>
+          <w:p>
+            <w:pPr>
+              <w:pStyle w:val="TableContents"/>
+              <w:widowControl w:val="false"/>
+              <w:jc w:val="left"/>
+              <w:rPr>
+                <w:rFonts w:ascii="Liberation Sans" w:hAnsi="Liberation Sans"/>
+                <w:b w:val="false"/>
+                <w:bCs w:val="false"/>
+                <w:i w:val="false"/>
+                <w:i w:val="false"/>
+                <w:iCs w:val="false"/>
+                <w:strike w:val="false"/>
+                <w:dstrike w:val="false"/>
+                <w:outline w:val="false"/>
+                <w:shadow w:val="false"/>
+                <w:color w:val="000000"/>
+                <w:sz w:val="24"/>
+                <w:szCs w:val="24"/>
+                <w:u w:val="none"/>
+              </w:rPr>
+            </w:pPr>
+            <w:r>
+              <w:rPr>
+                <w:rFonts w:ascii="Liberation Sans" w:hAnsi="Liberation Sans"/>
+                <w:b w:val="false"/>
+                <w:bCs w:val="false"/>
+                <w:i w:val="false"/>
+                <w:iCs w:val="false"/>
+                <w:strike w:val="false"/>
+                <w:dstrike w:val="false"/>
+                <w:outline w:val="false"/>
+                <w:shadow w:val="false"/>
+                <w:color w:val="000000"/>
+                <w:sz w:val="24"/>
+                <w:szCs w:val="24"/>
+                <w:u w:val="none"/>
+              </w:rPr>
+              <w:t>Hardwired control unit</w:t>
+            </w:r>
+          </w:p>
+        </w:tc>
+        <w:tc>
+          <w:tcPr>
+            <w:tcW w:w="4986" w:type="dxa"/>
+            <w:tcBorders>
+              <w:right w:val="single" w:sz="6" w:space="0" w:color="00599D"/>
+            </w:tcBorders>
+            <w:shd w:fill="DDDDDD" w:val="clear"/>
+          </w:tcPr>
+          <w:p>
+            <w:pPr>
+              <w:pStyle w:val="TableContents"/>
+              <w:widowControl w:val="false"/>
+              <w:jc w:val="left"/>
+              <w:rPr>
+                <w:rFonts w:ascii="Liberation Sans" w:hAnsi="Liberation Sans"/>
+                <w:b w:val="false"/>
+                <w:bCs w:val="false"/>
+                <w:i w:val="false"/>
+                <w:i w:val="false"/>
+                <w:iCs w:val="false"/>
+                <w:strike w:val="false"/>
+                <w:dstrike w:val="false"/>
+                <w:outline w:val="false"/>
+                <w:shadow w:val="false"/>
+                <w:color w:val="000000"/>
+                <w:sz w:val="24"/>
+                <w:szCs w:val="24"/>
+                <w:u w:val="none"/>
+              </w:rPr>
+            </w:pPr>
+            <w:r>
+              <w:rPr>
+                <w:rFonts w:ascii="Liberation Sans" w:hAnsi="Liberation Sans"/>
+                <w:b w:val="false"/>
+                <w:bCs w:val="false"/>
+                <w:i w:val="false"/>
+                <w:iCs w:val="false"/>
+                <w:strike w:val="false"/>
+                <w:dstrike w:val="false"/>
+                <w:outline w:val="false"/>
+                <w:shadow w:val="false"/>
+                <w:color w:val="000000"/>
+                <w:sz w:val="24"/>
+                <w:szCs w:val="24"/>
+                <w:u w:val="none"/>
+              </w:rPr>
+              <w:t>Microprogrammed control unit</w:t>
+            </w:r>
+          </w:p>
+        </w:tc>
+      </w:tr>
+      <w:tr>
+        <w:trPr/>
+        <w:tc>
+          <w:tcPr>
+            <w:tcW w:w="4985" w:type="dxa"/>
+            <w:tcBorders>
+              <w:left w:val="single" w:sz="6" w:space="0" w:color="00599D"/>
+            </w:tcBorders>
+          </w:tcPr>
+          <w:p>
+            <w:pPr>
+              <w:pStyle w:val="TableContents"/>
+              <w:widowControl w:val="false"/>
+              <w:jc w:val="left"/>
+              <w:rPr>
+                <w:rFonts w:ascii="Liberation Sans" w:hAnsi="Liberation Sans"/>
+                <w:b w:val="false"/>
+                <w:bCs w:val="false"/>
+                <w:i w:val="false"/>
+                <w:i w:val="false"/>
+                <w:iCs w:val="false"/>
+                <w:strike w:val="false"/>
+                <w:dstrike w:val="false"/>
+                <w:outline w:val="false"/>
+                <w:shadow w:val="false"/>
+                <w:color w:val="000000"/>
+                <w:sz w:val="24"/>
+                <w:szCs w:val="24"/>
+                <w:u w:val="none"/>
+              </w:rPr>
+            </w:pPr>
+            <w:r>
+              <w:rPr>
+                <w:rFonts w:ascii="Liberation Sans" w:hAnsi="Liberation Sans"/>
+                <w:b w:val="false"/>
+                <w:bCs w:val="false"/>
+                <w:i w:val="false"/>
+                <w:iCs w:val="false"/>
+                <w:strike w:val="false"/>
+                <w:dstrike w:val="false"/>
+                <w:outline w:val="false"/>
+                <w:shadow w:val="false"/>
+                <w:color w:val="000000"/>
+                <w:sz w:val="24"/>
+                <w:szCs w:val="24"/>
+                <w:u w:val="none"/>
+              </w:rPr>
+              <w:t>Load and store instructions are used for memory access</w:t>
+            </w:r>
+          </w:p>
+        </w:tc>
+        <w:tc>
+          <w:tcPr>
+            <w:tcW w:w="4986" w:type="dxa"/>
+            <w:tcBorders>
+              <w:right w:val="single" w:sz="6" w:space="0" w:color="00599D"/>
+            </w:tcBorders>
+          </w:tcPr>
+          <w:p>
+            <w:pPr>
+              <w:pStyle w:val="TableContents"/>
+              <w:widowControl w:val="false"/>
+              <w:jc w:val="left"/>
+              <w:rPr>
+                <w:rFonts w:ascii="Liberation Sans" w:hAnsi="Liberation Sans"/>
+                <w:b w:val="false"/>
+                <w:bCs w:val="false"/>
+                <w:i w:val="false"/>
+                <w:i w:val="false"/>
+                <w:iCs w:val="false"/>
+                <w:strike w:val="false"/>
+                <w:dstrike w:val="false"/>
+                <w:outline w:val="false"/>
+                <w:shadow w:val="false"/>
+                <w:color w:val="000000"/>
+                <w:sz w:val="24"/>
+                <w:szCs w:val="24"/>
+                <w:u w:val="none"/>
+              </w:rPr>
+            </w:pPr>
+            <w:r>
+              <w:rPr>
+                <w:rFonts w:ascii="Liberation Sans" w:hAnsi="Liberation Sans"/>
+                <w:b w:val="false"/>
+                <w:bCs w:val="false"/>
+                <w:i w:val="false"/>
+                <w:iCs w:val="false"/>
+                <w:strike w:val="false"/>
+                <w:dstrike w:val="false"/>
+                <w:outline w:val="false"/>
+                <w:shadow w:val="false"/>
+                <w:color w:val="000000"/>
+                <w:sz w:val="24"/>
+                <w:szCs w:val="24"/>
+                <w:u w:val="none"/>
+              </w:rPr>
+              <w:t>Multiple instructions available for momery access</w:t>
+            </w:r>
+          </w:p>
+        </w:tc>
+      </w:tr>
+      <w:tr>
+        <w:trPr/>
+        <w:tc>
+          <w:tcPr>
+            <w:tcW w:w="4985" w:type="dxa"/>
+            <w:tcBorders>
+              <w:left w:val="single" w:sz="6" w:space="0" w:color="00599D"/>
+            </w:tcBorders>
+            <w:shd w:fill="DDDDDD" w:val="clear"/>
+          </w:tcPr>
+          <w:p>
+            <w:pPr>
+              <w:pStyle w:val="TableContents"/>
+              <w:widowControl w:val="false"/>
+              <w:jc w:val="left"/>
+              <w:rPr>
+                <w:rFonts w:ascii="Liberation Sans" w:hAnsi="Liberation Sans"/>
+                <w:b w:val="false"/>
+                <w:bCs w:val="false"/>
+                <w:i w:val="false"/>
+                <w:i w:val="false"/>
+                <w:iCs w:val="false"/>
+                <w:strike w:val="false"/>
+                <w:dstrike w:val="false"/>
+                <w:outline w:val="false"/>
+                <w:shadow w:val="false"/>
+                <w:color w:val="000000"/>
+                <w:sz w:val="24"/>
+                <w:szCs w:val="24"/>
+                <w:u w:val="none"/>
+              </w:rPr>
+            </w:pPr>
+            <w:r>
+              <w:rPr>
+                <w:rFonts w:ascii="Liberation Sans" w:hAnsi="Liberation Sans"/>
+                <w:b w:val="false"/>
+                <w:bCs w:val="false"/>
+                <w:i w:val="false"/>
+                <w:iCs w:val="false"/>
+                <w:strike w:val="false"/>
+                <w:dstrike w:val="false"/>
+                <w:outline w:val="false"/>
+                <w:shadow w:val="false"/>
+                <w:color w:val="000000"/>
+                <w:sz w:val="24"/>
+                <w:szCs w:val="24"/>
+                <w:u w:val="none"/>
+              </w:rPr>
+              <w:t>Instruction completes in one cycle</w:t>
+            </w:r>
+          </w:p>
+        </w:tc>
+        <w:tc>
+          <w:tcPr>
+            <w:tcW w:w="4986" w:type="dxa"/>
+            <w:tcBorders>
+              <w:right w:val="single" w:sz="6" w:space="0" w:color="00599D"/>
+            </w:tcBorders>
+            <w:shd w:fill="DDDDDD" w:val="clear"/>
+          </w:tcPr>
+          <w:p>
+            <w:pPr>
+              <w:pStyle w:val="TableContents"/>
+              <w:widowControl w:val="false"/>
+              <w:jc w:val="left"/>
+              <w:rPr>
+                <w:rFonts w:ascii="Liberation Sans" w:hAnsi="Liberation Sans"/>
+                <w:b w:val="false"/>
+                <w:bCs w:val="false"/>
+                <w:i w:val="false"/>
+                <w:i w:val="false"/>
+                <w:iCs w:val="false"/>
+                <w:strike w:val="false"/>
+                <w:dstrike w:val="false"/>
+                <w:outline w:val="false"/>
+                <w:shadow w:val="false"/>
+                <w:color w:val="000000"/>
+                <w:sz w:val="24"/>
+                <w:szCs w:val="24"/>
+                <w:u w:val="none"/>
+              </w:rPr>
+            </w:pPr>
+            <w:r>
+              <w:rPr>
+                <w:rFonts w:ascii="Liberation Sans" w:hAnsi="Liberation Sans"/>
+                <w:b w:val="false"/>
+                <w:bCs w:val="false"/>
+                <w:i w:val="false"/>
+                <w:iCs w:val="false"/>
+                <w:strike w:val="false"/>
+                <w:dstrike w:val="false"/>
+                <w:outline w:val="false"/>
+                <w:shadow w:val="false"/>
+                <w:color w:val="000000"/>
+                <w:sz w:val="24"/>
+                <w:szCs w:val="24"/>
+                <w:u w:val="none"/>
+              </w:rPr>
+              <w:t>Instructions completes in multiple cycles</w:t>
+            </w:r>
+          </w:p>
+        </w:tc>
+      </w:tr>
+      <w:tr>
+        <w:trPr/>
+        <w:tc>
+          <w:tcPr>
+            <w:tcW w:w="4985" w:type="dxa"/>
+            <w:tcBorders>
+              <w:left w:val="single" w:sz="6" w:space="0" w:color="00599D"/>
+            </w:tcBorders>
+          </w:tcPr>
+          <w:p>
+            <w:pPr>
+              <w:pStyle w:val="TableContents"/>
+              <w:widowControl w:val="false"/>
+              <w:jc w:val="left"/>
+              <w:rPr>
+                <w:rFonts w:ascii="Liberation Sans" w:hAnsi="Liberation Sans"/>
+                <w:b w:val="false"/>
+                <w:bCs w:val="false"/>
+                <w:i w:val="false"/>
+                <w:i w:val="false"/>
+                <w:iCs w:val="false"/>
+                <w:strike w:val="false"/>
+                <w:dstrike w:val="false"/>
+                <w:outline w:val="false"/>
+                <w:shadow w:val="false"/>
+                <w:color w:val="000000"/>
+                <w:sz w:val="24"/>
+                <w:szCs w:val="24"/>
+                <w:u w:val="none"/>
+              </w:rPr>
+            </w:pPr>
+            <w:r>
+              <w:rPr>
+                <w:rFonts w:ascii="Liberation Sans" w:hAnsi="Liberation Sans"/>
+                <w:b w:val="false"/>
+                <w:bCs w:val="false"/>
+                <w:i w:val="false"/>
+                <w:iCs w:val="false"/>
+                <w:strike w:val="false"/>
+                <w:dstrike w:val="false"/>
+                <w:outline w:val="false"/>
+                <w:shadow w:val="false"/>
+                <w:color w:val="000000"/>
+                <w:sz w:val="24"/>
+                <w:szCs w:val="24"/>
+                <w:u w:val="none"/>
+              </w:rPr>
+              <w:t>Efficient pipeline implimentation</w:t>
+            </w:r>
+          </w:p>
+        </w:tc>
+        <w:tc>
+          <w:tcPr>
+            <w:tcW w:w="4986" w:type="dxa"/>
+            <w:tcBorders>
+              <w:right w:val="single" w:sz="6" w:space="0" w:color="00599D"/>
+            </w:tcBorders>
+          </w:tcPr>
+          <w:p>
+            <w:pPr>
+              <w:pStyle w:val="TableContents"/>
+              <w:widowControl w:val="false"/>
+              <w:jc w:val="left"/>
+              <w:rPr>
+                <w:rFonts w:ascii="Liberation Sans" w:hAnsi="Liberation Sans"/>
+                <w:b w:val="false"/>
+                <w:bCs w:val="false"/>
+                <w:i w:val="false"/>
+                <w:i w:val="false"/>
+                <w:iCs w:val="false"/>
+                <w:strike w:val="false"/>
+                <w:dstrike w:val="false"/>
+                <w:outline w:val="false"/>
+                <w:shadow w:val="false"/>
+                <w:color w:val="000000"/>
+                <w:sz w:val="24"/>
+                <w:szCs w:val="24"/>
+                <w:u w:val="none"/>
+              </w:rPr>
+            </w:pPr>
+            <w:r>
+              <w:rPr>
+                <w:rFonts w:ascii="Liberation Sans" w:hAnsi="Liberation Sans"/>
+                <w:b w:val="false"/>
+                <w:bCs w:val="false"/>
+                <w:i w:val="false"/>
+                <w:iCs w:val="false"/>
+                <w:strike w:val="false"/>
+                <w:dstrike w:val="false"/>
+                <w:outline w:val="false"/>
+                <w:shadow w:val="false"/>
+                <w:color w:val="000000"/>
+                <w:sz w:val="24"/>
+                <w:szCs w:val="24"/>
+                <w:u w:val="none"/>
+              </w:rPr>
+              <w:t xml:space="preserve">Pipeline if implimented not efficient </w:t>
+            </w:r>
+          </w:p>
+        </w:tc>
+      </w:tr>
+      <w:tr>
+        <w:trPr/>
+        <w:tc>
+          <w:tcPr>
+            <w:tcW w:w="4985" w:type="dxa"/>
+            <w:tcBorders>
+              <w:left w:val="single" w:sz="6" w:space="0" w:color="00599D"/>
+            </w:tcBorders>
+            <w:shd w:fill="DDDDDD" w:val="clear"/>
+          </w:tcPr>
+          <w:p>
+            <w:pPr>
+              <w:pStyle w:val="TableContents"/>
+              <w:widowControl w:val="false"/>
+              <w:jc w:val="left"/>
+              <w:rPr>
+                <w:rFonts w:ascii="Liberation Sans" w:hAnsi="Liberation Sans"/>
+                <w:b w:val="false"/>
+                <w:bCs w:val="false"/>
+                <w:i w:val="false"/>
+                <w:i w:val="false"/>
+                <w:iCs w:val="false"/>
+                <w:strike w:val="false"/>
+                <w:dstrike w:val="false"/>
+                <w:outline w:val="false"/>
+                <w:shadow w:val="false"/>
+                <w:color w:val="000000"/>
+                <w:sz w:val="24"/>
+                <w:szCs w:val="24"/>
+                <w:u w:val="none"/>
+              </w:rPr>
+            </w:pPr>
+            <w:r>
+              <w:rPr>
+                <w:rFonts w:ascii="Liberation Sans" w:hAnsi="Liberation Sans"/>
+                <w:b w:val="false"/>
+                <w:bCs w:val="false"/>
+                <w:i w:val="false"/>
+                <w:iCs w:val="false"/>
+                <w:strike w:val="false"/>
+                <w:dstrike w:val="false"/>
+                <w:outline w:val="false"/>
+                <w:shadow w:val="false"/>
+                <w:color w:val="000000"/>
+                <w:sz w:val="24"/>
+                <w:szCs w:val="24"/>
+                <w:u w:val="none"/>
+              </w:rPr>
+              <w:t>Fixed length instruction</w:t>
+            </w:r>
+          </w:p>
+        </w:tc>
+        <w:tc>
+          <w:tcPr>
+            <w:tcW w:w="4986" w:type="dxa"/>
+            <w:tcBorders>
+              <w:right w:val="single" w:sz="6" w:space="0" w:color="00599D"/>
+            </w:tcBorders>
+            <w:shd w:fill="DDDDDD" w:val="clear"/>
+          </w:tcPr>
+          <w:p>
+            <w:pPr>
+              <w:pStyle w:val="TableContents"/>
+              <w:widowControl w:val="false"/>
+              <w:jc w:val="left"/>
+              <w:rPr>
+                <w:rFonts w:ascii="Liberation Sans" w:hAnsi="Liberation Sans"/>
+                <w:b w:val="false"/>
+                <w:bCs w:val="false"/>
+                <w:i w:val="false"/>
+                <w:i w:val="false"/>
+                <w:iCs w:val="false"/>
+                <w:strike w:val="false"/>
+                <w:dstrike w:val="false"/>
+                <w:outline w:val="false"/>
+                <w:shadow w:val="false"/>
+                <w:color w:val="000000"/>
+                <w:sz w:val="24"/>
+                <w:szCs w:val="24"/>
+                <w:u w:val="none"/>
+              </w:rPr>
+            </w:pPr>
+            <w:r>
+              <w:rPr>
+                <w:rFonts w:ascii="Liberation Sans" w:hAnsi="Liberation Sans"/>
+                <w:b w:val="false"/>
+                <w:bCs w:val="false"/>
+                <w:i w:val="false"/>
+                <w:iCs w:val="false"/>
+                <w:strike w:val="false"/>
+                <w:dstrike w:val="false"/>
+                <w:outline w:val="false"/>
+                <w:shadow w:val="false"/>
+                <w:color w:val="000000"/>
+                <w:sz w:val="24"/>
+                <w:szCs w:val="24"/>
+                <w:u w:val="none"/>
+              </w:rPr>
+              <w:t>Variable length instruction</w:t>
+            </w:r>
+          </w:p>
+        </w:tc>
+      </w:tr>
+      <w:tr>
+        <w:trPr/>
+        <w:tc>
+          <w:tcPr>
+            <w:tcW w:w="4985" w:type="dxa"/>
+            <w:tcBorders>
+              <w:top w:val="single" w:sz="6" w:space="0" w:color="00599D"/>
+              <w:left w:val="single" w:sz="6" w:space="0" w:color="00599D"/>
+              <w:bottom w:val="single" w:sz="6" w:space="0" w:color="00599D"/>
+            </w:tcBorders>
+            <w:shd w:fill="ADC5E7" w:val="clear"/>
+          </w:tcPr>
+          <w:p>
+            <w:pPr>
+              <w:pStyle w:val="TableContents"/>
+              <w:widowControl w:val="false"/>
+              <w:jc w:val="left"/>
+              <w:rPr>
+                <w:rFonts w:ascii="Liberation Sans" w:hAnsi="Liberation Sans"/>
+                <w:b/>
+                <w:bCs/>
+                <w:i w:val="false"/>
+                <w:i w:val="false"/>
+                <w:iCs w:val="false"/>
+                <w:strike w:val="false"/>
+                <w:dstrike w:val="false"/>
+                <w:outline w:val="false"/>
+                <w:shadow w:val="false"/>
+                <w:color w:val="000000"/>
+                <w:sz w:val="24"/>
+                <w:szCs w:val="24"/>
+                <w:u w:val="none"/>
+              </w:rPr>
+            </w:pPr>
+            <w:r>
+              <w:rPr>
+                <w:rFonts w:ascii="Liberation Sans" w:hAnsi="Liberation Sans"/>
+                <w:b/>
+                <w:bCs/>
+                <w:i w:val="false"/>
+                <w:iCs w:val="false"/>
+                <w:strike w:val="false"/>
+                <w:dstrike w:val="false"/>
+                <w:outline w:val="false"/>
+                <w:shadow w:val="false"/>
+                <w:color w:val="000000"/>
+                <w:sz w:val="24"/>
+                <w:szCs w:val="24"/>
+                <w:u w:val="none"/>
+              </w:rPr>
+              <w:t>Eg ARM , RISC-V , etc</w:t>
+            </w:r>
+          </w:p>
+        </w:tc>
+        <w:tc>
+          <w:tcPr>
+            <w:tcW w:w="4986" w:type="dxa"/>
+            <w:tcBorders>
+              <w:top w:val="single" w:sz="6" w:space="0" w:color="00599D"/>
+              <w:bottom w:val="single" w:sz="6" w:space="0" w:color="00599D"/>
+              <w:right w:val="single" w:sz="6" w:space="0" w:color="00599D"/>
+            </w:tcBorders>
+            <w:shd w:fill="ADC5E7" w:val="clear"/>
+          </w:tcPr>
+          <w:p>
+            <w:pPr>
+              <w:pStyle w:val="TableContents"/>
+              <w:widowControl w:val="false"/>
+              <w:jc w:val="left"/>
+              <w:rPr>
+                <w:rFonts w:ascii="Liberation Sans" w:hAnsi="Liberation Sans"/>
+                <w:b/>
+                <w:bCs/>
+                <w:i w:val="false"/>
+                <w:i w:val="false"/>
+                <w:iCs w:val="false"/>
+                <w:strike w:val="false"/>
+                <w:dstrike w:val="false"/>
+                <w:outline w:val="false"/>
+                <w:shadow w:val="false"/>
+                <w:color w:val="000000"/>
+                <w:sz w:val="24"/>
+                <w:szCs w:val="24"/>
+                <w:u w:val="none"/>
+              </w:rPr>
+            </w:pPr>
+            <w:r>
+              <w:rPr>
+                <w:rFonts w:ascii="Liberation Sans" w:hAnsi="Liberation Sans"/>
+                <w:b/>
+                <w:bCs/>
+                <w:i w:val="false"/>
+                <w:iCs w:val="false"/>
+                <w:strike w:val="false"/>
+                <w:dstrike w:val="false"/>
+                <w:outline w:val="false"/>
+                <w:shadow w:val="false"/>
+                <w:color w:val="000000"/>
+                <w:sz w:val="24"/>
+                <w:szCs w:val="24"/>
+                <w:u w:val="none"/>
+              </w:rPr>
+              <w:t>Eg VAX , x86_64 , etc</w:t>
+            </w:r>
+          </w:p>
+        </w:tc>
+      </w:tr>
+    </w:tbl>
+    <w:p>
+      <w:pPr>
+        <w:pStyle w:val="Normal"/>
+        <w:bidi w:val="0"/>
+        <w:jc w:val="left"/>
+        <w:rPr>
+          <w:sz w:val="32"/>
+          <w:szCs w:val="24"/>
+        </w:rPr>
+      </w:pPr>
+      <w:r>
+        <w:rPr>
+          <w:sz w:val="32"/>
+          <w:szCs w:val="24"/>
+        </w:rPr>
+      </w:r>
+    </w:p>
+    <w:p>
+      <w:pPr>
+        <w:pStyle w:val="Normal"/>
+        <w:bidi w:val="0"/>
+        <w:jc w:val="left"/>
+        <w:rPr>
+          <w:b/>
+          <w:bCs/>
+        </w:rPr>
+      </w:pPr>
+      <w:r>
+        <w:rPr>
+          <w:b/>
+          <w:bCs/>
+          <w:sz w:val="32"/>
+          <w:szCs w:val="24"/>
+        </w:rPr>
+        <w:t>Register overlapped window:</w:t>
+      </w:r>
+    </w:p>
+    <w:p>
+      <w:pPr>
+        <w:pStyle w:val="Normal"/>
+        <w:bidi w:val="0"/>
+        <w:jc w:val="left"/>
+        <w:rPr>
+          <w:b w:val="false"/>
+          <w:bCs w:val="false"/>
+        </w:rPr>
+      </w:pPr>
+      <w:r>
+        <w:rPr>
+          <w:b w:val="false"/>
+          <w:bCs w:val="false"/>
+          <w:sz w:val="32"/>
+          <w:szCs w:val="24"/>
+        </w:rPr>
+        <w:t>Available in RISC having large number of registers.</w:t>
+      </w:r>
+    </w:p>
+    <w:p>
+      <w:pPr>
+        <w:pStyle w:val="Normal"/>
+        <w:bidi w:val="0"/>
+        <w:jc w:val="left"/>
+        <w:rPr>
+          <w:sz w:val="32"/>
+          <w:szCs w:val="24"/>
+        </w:rPr>
+      </w:pPr>
+      <w:r>
+        <w:rPr>
+          <w:sz w:val="32"/>
+          <w:szCs w:val="24"/>
+        </w:rPr>
+        <w:drawing>
+          <wp:anchor behindDoc="0" distT="0" distB="0" distL="0" distR="0" simplePos="0" locked="0" layoutInCell="0" allowOverlap="1" relativeHeight="4">
+            <wp:simplePos x="0" y="0"/>
+            <wp:positionH relativeFrom="column">
+              <wp:posOffset>260985</wp:posOffset>
+            </wp:positionH>
+            <wp:positionV relativeFrom="paragraph">
+              <wp:posOffset>55880</wp:posOffset>
+            </wp:positionV>
+            <wp:extent cx="4086225" cy="2752725"/>
+            <wp:effectExtent l="0" t="0" r="0" b="0"/>
+            <wp:wrapSquare wrapText="largest"/>
+            <wp:docPr id="3" name="Image3" descr=""/>
+            <wp:cNvGraphicFramePr>
+              <a:graphicFrameLocks xmlns:a="http://schemas.openxmlformats.org/drawingml/2006/main" noChangeAspect="1"/>
+            </wp:cNvGraphicFramePr>
+            <a:graphic xmlns:a="http://schemas.openxmlformats.org/drawingml/2006/main">
+              <a:graphicData uri="http://schemas.openxmlformats.org/drawingml/2006/picture">
+                <pic:pic xmlns:pic="http://schemas.openxmlformats.org/drawingml/2006/picture">
+                  <pic:nvPicPr>
+                    <pic:cNvPr id="3" name="Image3" descr=""/>
+                    <pic:cNvPicPr>
+                      <a:picLocks noChangeAspect="1" noChangeArrowheads="1"/>
+                    </pic:cNvPicPr>
+                  </pic:nvPicPr>
+                  <pic:blipFill>
+                    <a:blip r:embed="rId4"/>
+                    <a:stretch>
+                      <a:fillRect/>
+                    </a:stretch>
+                  </pic:blipFill>
+                  <pic:spPr bwMode="auto">
+                    <a:xfrm>
+                      <a:off x="0" y="0"/>
+                      <a:ext cx="4086225" cy="2752725"/>
+                    </a:xfrm>
+                    <a:prstGeom prst="rect">
+                      <a:avLst/>
+                    </a:prstGeom>
+                  </pic:spPr>
+                </pic:pic>
+              </a:graphicData>
+            </a:graphic>
+          </wp:anchor>
+        </w:drawing>
+      </w:r>
+    </w:p>
+    <w:p>
+      <w:pPr>
+        <w:pStyle w:val="Normal"/>
+        <w:bidi w:val="0"/>
+        <w:jc w:val="left"/>
+        <w:rPr>
+          <w:sz w:val="32"/>
+          <w:szCs w:val="24"/>
+        </w:rPr>
+      </w:pPr>
+      <w:r>
+        <w:rPr>
+          <w:sz w:val="32"/>
+          <w:szCs w:val="24"/>
+        </w:rPr>
+      </w:r>
+    </w:p>
+    <w:p>
+      <w:pPr>
+        <w:pStyle w:val="Normal"/>
+        <w:bidi w:val="0"/>
+        <w:jc w:val="left"/>
+        <w:rPr>
+          <w:sz w:val="32"/>
+          <w:szCs w:val="24"/>
+        </w:rPr>
+      </w:pPr>
+      <w:r>
+        <w:rPr>
+          <w:sz w:val="32"/>
+          <w:szCs w:val="24"/>
+        </w:rPr>
+      </w:r>
+    </w:p>
+    <w:p>
+      <w:pPr>
+        <w:pStyle w:val="Normal"/>
+        <w:bidi w:val="0"/>
+        <w:jc w:val="left"/>
+        <w:rPr>
+          <w:sz w:val="32"/>
+          <w:szCs w:val="24"/>
+        </w:rPr>
+      </w:pPr>
+      <w:r>
+        <w:rPr>
+          <w:sz w:val="32"/>
+          <w:szCs w:val="24"/>
+        </w:rPr>
+      </w:r>
+    </w:p>
+    <w:p>
+      <w:pPr>
+        <w:pStyle w:val="Normal"/>
+        <w:bidi w:val="0"/>
+        <w:jc w:val="left"/>
+        <w:rPr>
+          <w:sz w:val="32"/>
+          <w:szCs w:val="24"/>
+        </w:rPr>
+      </w:pPr>
+      <w:r>
+        <w:rPr>
+          <w:sz w:val="32"/>
+          <w:szCs w:val="24"/>
+        </w:rPr>
+      </w:r>
+    </w:p>
+    <w:p>
+      <w:pPr>
+        <w:pStyle w:val="Normal"/>
+        <w:bidi w:val="0"/>
+        <w:jc w:val="left"/>
+        <w:rPr>
+          <w:sz w:val="32"/>
+          <w:szCs w:val="24"/>
+        </w:rPr>
+      </w:pPr>
+      <w:r>
+        <w:rPr>
+          <w:sz w:val="32"/>
+          <w:szCs w:val="24"/>
+        </w:rPr>
+      </w:r>
+    </w:p>
+    <w:p>
+      <w:pPr>
+        <w:pStyle w:val="Normal"/>
+        <w:bidi w:val="0"/>
+        <w:jc w:val="left"/>
+        <w:rPr>
+          <w:sz w:val="32"/>
+          <w:szCs w:val="24"/>
+        </w:rPr>
+      </w:pPr>
+      <w:r>
+        <w:rPr>
+          <w:sz w:val="32"/>
+          <w:szCs w:val="24"/>
+        </w:rPr>
+      </w:r>
+    </w:p>
+    <w:p>
+      <w:pPr>
+        <w:pStyle w:val="Normal"/>
+        <w:bidi w:val="0"/>
+        <w:jc w:val="left"/>
+        <w:rPr>
+          <w:sz w:val="32"/>
+          <w:szCs w:val="24"/>
+        </w:rPr>
+      </w:pPr>
+      <w:r>
+        <w:rPr>
+          <w:sz w:val="32"/>
+          <w:szCs w:val="24"/>
+        </w:rPr>
+      </w:r>
+    </w:p>
+    <w:p>
+      <w:pPr>
+        <w:pStyle w:val="Normal"/>
+        <w:bidi w:val="0"/>
+        <w:jc w:val="left"/>
+        <w:rPr>
+          <w:sz w:val="32"/>
+          <w:szCs w:val="24"/>
+        </w:rPr>
+      </w:pPr>
+      <w:r>
+        <w:rPr>
+          <w:sz w:val="32"/>
+          <w:szCs w:val="24"/>
+        </w:rPr>
+      </w:r>
+    </w:p>
+    <w:p>
+      <w:pPr>
+        <w:pStyle w:val="Normal"/>
+        <w:bidi w:val="0"/>
+        <w:jc w:val="left"/>
+        <w:rPr>
+          <w:sz w:val="32"/>
+          <w:szCs w:val="24"/>
+        </w:rPr>
+      </w:pPr>
+      <w:r>
+        <w:rPr>
+          <w:sz w:val="32"/>
+          <w:szCs w:val="24"/>
+        </w:rPr>
+      </w:r>
+    </w:p>
+    <w:p>
+      <w:pPr>
+        <w:pStyle w:val="Normal"/>
+        <w:bidi w:val="0"/>
+        <w:jc w:val="left"/>
+        <w:rPr>
+          <w:sz w:val="32"/>
+          <w:szCs w:val="24"/>
+        </w:rPr>
+      </w:pPr>
+      <w:r>
+        <w:rPr>
+          <w:sz w:val="32"/>
+          <w:szCs w:val="24"/>
+        </w:rPr>
+      </w:r>
+    </w:p>
+    <w:p>
+      <w:pPr>
+        <w:pStyle w:val="Normal"/>
+        <w:bidi w:val="0"/>
+        <w:jc w:val="left"/>
+        <w:rPr>
+          <w:sz w:val="32"/>
+          <w:szCs w:val="24"/>
+        </w:rPr>
+      </w:pPr>
+      <w:r>
+        <w:rPr>
+          <w:sz w:val="32"/>
+          <w:szCs w:val="24"/>
+        </w:rPr>
+      </w:r>
+    </w:p>
+    <w:p>
+      <w:pPr>
+        <w:pStyle w:val="Normal"/>
+        <w:bidi w:val="0"/>
+        <w:jc w:val="left"/>
+        <w:rPr>
+          <w:sz w:val="32"/>
+          <w:szCs w:val="24"/>
+        </w:rPr>
+      </w:pPr>
+      <w:r>
+        <w:rPr>
+          <w:sz w:val="32"/>
+          <w:szCs w:val="24"/>
+        </w:rPr>
+      </w:r>
+    </w:p>
+    <w:p>
+      <w:pPr>
+        <w:pStyle w:val="Normal"/>
+        <w:bidi w:val="0"/>
+        <w:jc w:val="left"/>
+        <w:rPr>
+          <w:b w:val="false"/>
+          <w:bCs w:val="false"/>
+        </w:rPr>
+      </w:pPr>
+      <w:r>
+        <w:rPr>
+          <w:b w:val="false"/>
+          <w:bCs w:val="false"/>
+          <w:sz w:val="32"/>
+          <w:szCs w:val="24"/>
+        </w:rPr>
+        <w:t xml:space="preserve">Number of gobal registers = G </w:t>
+      </w:r>
+    </w:p>
+    <w:p>
+      <w:pPr>
+        <w:pStyle w:val="Normal"/>
+        <w:bidi w:val="0"/>
+        <w:jc w:val="left"/>
+        <w:rPr>
+          <w:b w:val="false"/>
+          <w:bCs w:val="false"/>
+        </w:rPr>
+      </w:pPr>
+      <w:r>
+        <w:rPr>
+          <w:b w:val="false"/>
+          <w:bCs w:val="false"/>
+          <w:sz w:val="32"/>
+          <w:szCs w:val="24"/>
+        </w:rPr>
+        <w:t>Number of local registers in each window = L</w:t>
+      </w:r>
+    </w:p>
+    <w:p>
+      <w:pPr>
+        <w:pStyle w:val="Normal"/>
+        <w:bidi w:val="0"/>
+        <w:jc w:val="left"/>
+        <w:rPr>
+          <w:b w:val="false"/>
+          <w:bCs w:val="false"/>
+        </w:rPr>
+      </w:pPr>
+      <w:r>
+        <w:rPr>
+          <w:b w:val="false"/>
+          <w:bCs w:val="false"/>
+          <w:sz w:val="32"/>
+          <w:szCs w:val="24"/>
+        </w:rPr>
+        <w:t>Number of common registers common to windows = C</w:t>
+      </w:r>
+    </w:p>
+    <w:p>
+      <w:pPr>
+        <w:pStyle w:val="Normal"/>
+        <w:bidi w:val="0"/>
+        <w:jc w:val="left"/>
+        <w:rPr>
+          <w:b w:val="false"/>
+          <w:bCs w:val="false"/>
+        </w:rPr>
+      </w:pPr>
+      <w:r>
+        <w:rPr>
+          <w:b w:val="false"/>
+          <w:bCs w:val="false"/>
+          <w:sz w:val="32"/>
+          <w:szCs w:val="24"/>
+        </w:rPr>
+        <w:t>Number of windows = W</w:t>
+      </w:r>
+    </w:p>
+    <w:p>
+      <w:pPr>
+        <w:pStyle w:val="Normal"/>
+        <w:bidi w:val="0"/>
+        <w:jc w:val="left"/>
+        <w:rPr>
+          <w:b w:val="false"/>
+          <w:bCs w:val="false"/>
+        </w:rPr>
+      </w:pPr>
+      <w:r>
+        <w:rPr>
+          <w:b w:val="false"/>
+          <w:bCs w:val="false"/>
+          <w:sz w:val="32"/>
+          <w:szCs w:val="24"/>
+        </w:rPr>
+        <w:t>Window size = L + 2C + G</w:t>
+      </w:r>
+    </w:p>
+    <w:p>
+      <w:pPr>
+        <w:pStyle w:val="Normal"/>
+        <w:bidi w:val="0"/>
+        <w:jc w:val="left"/>
+        <w:rPr>
+          <w:b w:val="false"/>
+          <w:bCs w:val="false"/>
+        </w:rPr>
+      </w:pPr>
+      <w:r>
+        <w:rPr>
+          <w:b w:val="false"/>
+          <w:bCs w:val="false"/>
+          <w:sz w:val="32"/>
+          <w:szCs w:val="24"/>
+        </w:rPr>
+        <w:t>Register file = (L+C)W + G</w:t>
+      </w:r>
+    </w:p>
+    <w:p>
+      <w:pPr>
+        <w:pStyle w:val="Normal"/>
+        <w:bidi w:val="0"/>
+        <w:jc w:val="left"/>
+        <w:rPr>
+          <w:sz w:val="32"/>
+          <w:szCs w:val="24"/>
+        </w:rPr>
+      </w:pPr>
+      <w:r>
+        <w:rPr>
+          <w:sz w:val="32"/>
+          <w:szCs w:val="24"/>
+        </w:rPr>
+      </w:r>
+    </w:p>
+    <w:p>
+      <w:pPr>
+        <w:pStyle w:val="Normal"/>
+        <w:bidi w:val="0"/>
+        <w:jc w:val="left"/>
+        <w:rPr>
+          <w:sz w:val="32"/>
+          <w:szCs w:val="24"/>
+        </w:rPr>
+      </w:pPr>
+      <w:r>
+        <w:rPr>
+          <w:sz w:val="32"/>
+          <w:szCs w:val="24"/>
+        </w:rPr>
+      </w:r>
+    </w:p>
+    <w:p>
+      <w:pPr>
+        <w:pStyle w:val="Normal"/>
+        <w:bidi w:val="0"/>
+        <w:jc w:val="left"/>
+        <w:rPr>
+          <w:sz w:val="32"/>
+          <w:szCs w:val="24"/>
+        </w:rPr>
+      </w:pPr>
+      <w:r>
+        <w:rPr>
+          <w:sz w:val="32"/>
+          <w:szCs w:val="24"/>
+        </w:rPr>
+      </w:r>
+    </w:p>
+    <w:p>
+      <w:pPr>
+        <w:pStyle w:val="Normal"/>
+        <w:bidi w:val="0"/>
+        <w:jc w:val="left"/>
+        <w:rPr>
+          <w:sz w:val="32"/>
+          <w:szCs w:val="24"/>
+        </w:rPr>
+      </w:pPr>
+      <w:r>
+        <w:rPr>
+          <w:sz w:val="32"/>
+          <w:szCs w:val="24"/>
+        </w:rPr>
+      </w:r>
+    </w:p>
+    <w:p>
+      <w:pPr>
+        <w:pStyle w:val="Normal"/>
+        <w:bidi w:val="0"/>
+        <w:jc w:val="left"/>
+        <w:rPr>
+          <w:sz w:val="32"/>
+          <w:szCs w:val="24"/>
+        </w:rPr>
+      </w:pPr>
+      <w:r>
+        <w:rPr>
+          <w:sz w:val="32"/>
+          <w:szCs w:val="24"/>
+        </w:rPr>
+      </w:r>
+    </w:p>
+    <w:p>
+      <w:pPr>
+        <w:pStyle w:val="Normal"/>
+        <w:bidi w:val="0"/>
+        <w:jc w:val="left"/>
+        <w:rPr>
+          <w:sz w:val="32"/>
+          <w:szCs w:val="24"/>
+        </w:rPr>
+      </w:pPr>
+      <w:r>
+        <w:rPr>
+          <w:sz w:val="32"/>
+          <w:szCs w:val="24"/>
+        </w:rPr>
+      </w:r>
+    </w:p>
+    <w:p>
+      <w:pPr>
+        <w:pStyle w:val="Normal"/>
+        <w:bidi w:val="0"/>
+        <w:jc w:val="left"/>
+        <w:rPr>
+          <w:sz w:val="32"/>
+          <w:szCs w:val="24"/>
+        </w:rPr>
+      </w:pPr>
+      <w:r>
+        <w:rPr>
+          <w:sz w:val="32"/>
+          <w:szCs w:val="24"/>
+        </w:rPr>
+      </w:r>
+    </w:p>
+    <w:p>
+      <w:pPr>
+        <w:pStyle w:val="Normal"/>
+        <w:bidi w:val="0"/>
+        <w:jc w:val="left"/>
+        <w:rPr>
+          <w:sz w:val="32"/>
+          <w:szCs w:val="24"/>
+        </w:rPr>
+      </w:pPr>
+      <w:r>
+        <w:rPr>
+          <w:sz w:val="32"/>
+          <w:szCs w:val="24"/>
+        </w:rPr>
+      </w:r>
+    </w:p>
+    <w:p>
+      <w:pPr>
+        <w:pStyle w:val="Normal"/>
+        <w:bidi w:val="0"/>
+        <w:jc w:val="left"/>
+        <w:rPr>
+          <w:sz w:val="32"/>
+          <w:szCs w:val="24"/>
+        </w:rPr>
+      </w:pPr>
+      <w:r>
+        <w:rPr>
+          <w:sz w:val="32"/>
+          <w:szCs w:val="24"/>
+        </w:rPr>
+      </w:r>
+    </w:p>
+    <w:p>
+      <w:pPr>
+        <w:pStyle w:val="Normal"/>
+        <w:bidi w:val="0"/>
+        <w:jc w:val="left"/>
+        <w:rPr>
+          <w:sz w:val="32"/>
+          <w:szCs w:val="24"/>
+        </w:rPr>
+      </w:pPr>
+      <w:r>
+        <w:rPr>
+          <w:sz w:val="32"/>
+          <w:szCs w:val="24"/>
+        </w:rPr>
+      </w:r>
+    </w:p>
+    <w:p>
+      <w:pPr>
+        <w:pStyle w:val="Normal"/>
+        <w:bidi w:val="0"/>
+        <w:jc w:val="left"/>
+        <w:rPr>
+          <w:sz w:val="32"/>
+          <w:szCs w:val="24"/>
+        </w:rPr>
+      </w:pPr>
+      <w:r>
+        <w:rPr>
+          <w:sz w:val="32"/>
+          <w:szCs w:val="24"/>
+        </w:rPr>
+      </w:r>
+    </w:p>
+    <w:p>
+      <w:pPr>
+        <w:pStyle w:val="Normal"/>
+        <w:bidi w:val="0"/>
+        <w:jc w:val="left"/>
+        <w:rPr>
+          <w:sz w:val="32"/>
+          <w:szCs w:val="24"/>
+        </w:rPr>
+      </w:pPr>
+      <w:r>
+        <w:rPr>
+          <w:sz w:val="32"/>
+          <w:szCs w:val="24"/>
+        </w:rPr>
+      </w:r>
+    </w:p>
+    <w:p>
+      <w:pPr>
+        <w:pStyle w:val="Normal"/>
+        <w:bidi w:val="0"/>
+        <w:jc w:val="left"/>
+        <w:rPr>
+          <w:sz w:val="32"/>
+          <w:szCs w:val="24"/>
+        </w:rPr>
+      </w:pPr>
+      <w:r>
+        <w:rPr>
+          <w:sz w:val="32"/>
+          <w:szCs w:val="24"/>
+        </w:rPr>
+      </w:r>
+    </w:p>
+    <w:p>
+      <w:pPr>
+        <w:pStyle w:val="Normal"/>
+        <w:bidi w:val="0"/>
+        <w:jc w:val="left"/>
+        <w:rPr>
+          <w:sz w:val="32"/>
+          <w:szCs w:val="24"/>
+        </w:rPr>
+      </w:pPr>
+      <w:r>
+        <w:rPr>
+          <w:sz w:val="32"/>
+          <w:szCs w:val="24"/>
+        </w:rPr>
+      </w:r>
+    </w:p>
+    <w:p>
+      <w:pPr>
+        <w:pStyle w:val="Normal"/>
+        <w:bidi w:val="0"/>
+        <w:jc w:val="left"/>
+        <w:rPr>
+          <w:sz w:val="32"/>
+          <w:szCs w:val="24"/>
+        </w:rPr>
+      </w:pPr>
+      <w:r>
+        <w:rPr>
+          <w:sz w:val="32"/>
+          <w:szCs w:val="24"/>
+        </w:rPr>
+      </w:r>
+    </w:p>
+    <w:p>
+      <w:pPr>
+        <w:pStyle w:val="Normal"/>
+        <w:bidi w:val="0"/>
+        <w:jc w:val="left"/>
+        <w:rPr>
+          <w:sz w:val="32"/>
+          <w:szCs w:val="24"/>
+        </w:rPr>
+      </w:pPr>
+      <w:r>
+        <w:rPr>
+          <w:sz w:val="32"/>
+          <w:szCs w:val="24"/>
+        </w:rPr>
+      </w:r>
+    </w:p>
+    <w:p>
+      <w:pPr>
+        <w:pStyle w:val="Normal"/>
+        <w:bidi w:val="0"/>
+        <w:jc w:val="left"/>
+        <w:rPr>
+          <w:sz w:val="32"/>
+          <w:szCs w:val="24"/>
+        </w:rPr>
+      </w:pPr>
+      <w:r>
+        <w:rPr>
+          <w:sz w:val="32"/>
+          <w:szCs w:val="24"/>
+        </w:rPr>
+      </w:r>
+    </w:p>
+    <w:p>
+      <w:pPr>
+        <w:pStyle w:val="Normal"/>
+        <w:bidi w:val="0"/>
+        <w:jc w:val="left"/>
+        <w:rPr>
+          <w:sz w:val="32"/>
+          <w:szCs w:val="24"/>
+        </w:rPr>
+      </w:pPr>
+      <w:r>
+        <w:rPr>
+          <w:sz w:val="32"/>
+          <w:szCs w:val="24"/>
+        </w:rPr>
+      </w:r>
+    </w:p>
+    <w:p>
+      <w:pPr>
+        <w:pStyle w:val="Normal"/>
+        <w:bidi w:val="0"/>
+        <w:jc w:val="left"/>
+        <w:rPr>
+          <w:sz w:val="32"/>
+          <w:szCs w:val="24"/>
+        </w:rPr>
+      </w:pPr>
+      <w:r>
+        <w:rPr>
+          <w:sz w:val="32"/>
+          <w:szCs w:val="24"/>
+        </w:rPr>
+      </w:r>
+    </w:p>
+    <w:p>
+      <w:pPr>
+        <w:pStyle w:val="Normal"/>
+        <w:bidi w:val="0"/>
+        <w:jc w:val="left"/>
+        <w:rPr>
+          <w:sz w:val="32"/>
+          <w:szCs w:val="24"/>
+        </w:rPr>
+      </w:pPr>
+      <w:r>
+        <w:rPr>
+          <w:sz w:val="32"/>
+          <w:szCs w:val="24"/>
+        </w:rPr>
+      </w:r>
+    </w:p>
+    <w:p>
+      <w:pPr>
+        <w:pStyle w:val="Normal"/>
+        <w:bidi w:val="0"/>
+        <w:jc w:val="left"/>
+        <w:rPr>
+          <w:sz w:val="32"/>
+          <w:szCs w:val="24"/>
+        </w:rPr>
+      </w:pPr>
+      <w:r>
+        <w:rPr>
+          <w:sz w:val="32"/>
+          <w:szCs w:val="24"/>
+        </w:rPr>
+      </w:r>
+    </w:p>
+    <w:p>
+      <w:pPr>
+        <w:pStyle w:val="Normal"/>
+        <w:bidi w:val="0"/>
+        <w:jc w:val="left"/>
+        <w:rPr>
+          <w:sz w:val="32"/>
+          <w:szCs w:val="24"/>
+        </w:rPr>
+      </w:pPr>
+      <w:r>
+        <w:rPr>
+          <w:sz w:val="32"/>
+          <w:szCs w:val="24"/>
+        </w:rPr>
+      </w:r>
+    </w:p>
+    <w:p>
+      <w:pPr>
+        <w:pStyle w:val="Normal"/>
+        <w:bidi w:val="0"/>
+        <w:jc w:val="left"/>
+        <w:rPr>
+          <w:b w:val="false"/>
+          <w:bCs w:val="false"/>
+        </w:rPr>
+      </w:pPr>
+      <w:r>
+        <w:rPr>
+          <w:b w:val="false"/>
+          <w:bCs w:val="false"/>
+          <w:sz w:val="32"/>
+          <w:szCs w:val="24"/>
+        </w:rPr>
+        <w:t xml:space="preserve"> </w:t>
+      </w:r>
+    </w:p>
+    <w:p>
+      <w:pPr>
+        <w:pStyle w:val="Normal"/>
+        <w:bidi w:val="0"/>
+        <w:jc w:val="left"/>
+        <w:rPr>
+          <w:b w:val="false"/>
+          <w:bCs w:val="false"/>
+          <w:sz w:val="32"/>
+          <w:szCs w:val="24"/>
+        </w:rPr>
+      </w:pPr>
+      <w:r>
+        <w:rPr>
+          <w:b w:val="false"/>
+          <w:bCs w:val="false"/>
+          <w:sz w:val="32"/>
+          <w:szCs w:val="24"/>
+        </w:rPr>
+      </w:r>
+    </w:p>
+    <w:p>
+      <w:pPr>
+        <w:pStyle w:val="Normal"/>
+        <w:bidi w:val="0"/>
+        <w:jc w:val="left"/>
+        <w:rPr>
+          <w:b/>
+          <w:bCs/>
+          <w:sz w:val="32"/>
+          <w:szCs w:val="24"/>
+        </w:rPr>
+      </w:pPr>
+      <w:r>
+        <w:rPr>
+          <w:b/>
+          <w:bCs/>
+          <w:sz w:val="32"/>
+          <w:szCs w:val="24"/>
+        </w:rPr>
       </w:r>
     </w:p>
     <w:p>
@@ -2106,10 +4232,7 @@
         </w:rPr>
       </w:pPr>
       <w:r>
-        <w:rPr>
-          <w:sz w:val="20"/>
-          <w:szCs w:val="24"/>
-        </w:rPr>
+        <w:rPr/>
       </w:r>
     </w:p>
     <w:sectPr>
